--- a/site/docs/rationalization/checklist.docx
+++ b/site/docs/rationalization/checklist.docx
@@ -263,6 +263,105 @@
       </w:pPr>
       <w:r>
         <w:t xml:space="preserve">11.</w:t>
+      </w:r>
+      <w:r>
+        <w:tab/>
+      </w:r>
+      <w:r>
+        <w:t xml:space="preserve">Run every new purchase request through the acquisition gate: already owned, redeployable, or a duplicate of an app on the inventory. Use </w:t>
+      </w:r>
+      <w:r>
+        <w:t xml:space="preserve">Acquisition gate checklist</w:t>
+      </w:r>
+      <w:r>
+        <w:t xml:space="preserve"> </w:t>
+      </w:r>
+      <w:r>
+        <w:rPr>
+          <w:b/>
+        </w:rPr>
+        <w:t xml:space="preserve">XW-009</w:t>
+      </w:r>
+      <w:r>
+        <w:t xml:space="preserve"> </w:t>
+      </w:r>
+      <w:r>
+        <w:rPr>
+          <w:b/>
+        </w:rPr>
+        <w:t xml:space="preserve">XW-011</w:t>
+      </w:r>
+    </w:p>
+    <w:p>
+      <w:pPr>
+        <w:spacing w:after="60"/>
+        <w:ind w:left="720" w:hanging="360"/>
+      </w:pPr>
+      <w:r>
+        <w:t xml:space="preserve">12.</w:t>
+      </w:r>
+      <w:r>
+        <w:tab/>
+      </w:r>
+      <w:r>
+        <w:t xml:space="preserve">Verify each invoice against the contract and purchase order before it is paid, and log every mismatch in </w:t>
+      </w:r>
+      <w:r>
+        <w:t xml:space="preserve">Invoice verification template</w:t>
+      </w:r>
+      <w:r>
+        <w:t xml:space="preserve"> </w:t>
+      </w:r>
+      <w:r>
+        <w:rPr>
+          <w:b/>
+        </w:rPr>
+        <w:t xml:space="preserve">XW-012</w:t>
+      </w:r>
+      <w:r>
+        <w:t xml:space="preserve"> </w:t>
+      </w:r>
+      <w:r>
+        <w:rPr>
+          <w:b/>
+        </w:rPr>
+        <w:t xml:space="preserve">XW-013</w:t>
+      </w:r>
+    </w:p>
+    <w:p>
+      <w:pPr>
+        <w:spacing w:after="60"/>
+        <w:ind w:left="720" w:hanging="360"/>
+      </w:pPr>
+      <w:r>
+        <w:t xml:space="preserve">13.</w:t>
+      </w:r>
+      <w:r>
+        <w:tab/>
+      </w:r>
+      <w:r>
+        <w:t xml:space="preserve">Report savings with the evidence behind each figure, and include adverse trends such as rising invoice errors or reclaimed licenses requested again, in </w:t>
+      </w:r>
+      <w:r>
+        <w:t xml:space="preserve">Savings report template</w:t>
+      </w:r>
+      <w:r>
+        <w:t xml:space="preserve"> </w:t>
+      </w:r>
+      <w:r>
+        <w:rPr>
+          <w:b/>
+        </w:rPr>
+        <w:t xml:space="preserve">XW-012</w:t>
+      </w:r>
+    </w:p>
+    <w:p>
+      <w:pPr>
+        <w:spacing w:after="60"/>
+        <w:ind w:left="720" w:hanging="360"/>
+      </w:pPr>
+      <w:r>
+        <w:t xml:space="preserve">14.</w:t>
       </w:r>
       <w:r>
         <w:tab/>
